--- a/light-color/files/04_混光魔法_學習單_答案卡.docx
+++ b/light-color/files/04_混光魔法_學習單_答案卡.docx
@@ -4,30 +4,30 @@
   <w:body>
     <w:p>
       <w:pPr>
+        <w:spacing w:before="0" w:after="40" w:line="276" w:lineRule="auto"/>
         <w:jc w:val="center"/>
-        <w:spacing w:before="0" w:after="40" w:line="276" w:lineRule="auto"/>
-      </w:pPr>
-      <w:r>
-        <w:rPr>
+      </w:pPr>
+      <w:r>
+        <w:rPr>
+          <w:b/>
+          <w:color w:val="0B4A6F"/>
           <w:sz w:val="40"/>
           <w:szCs w:val="40"/>
-          <w:b/>
-          <w:color w:val="0B4A6F"/>
         </w:rPr>
         <w:t xml:space="preserve">🪄 混光魔法・學習單解答卡</w:t>
       </w:r>
     </w:p>
     <w:p>
       <w:pPr>
+        <w:spacing w:before="0" w:after="200" w:line="276" w:lineRule="auto"/>
         <w:jc w:val="center"/>
-        <w:spacing w:before="0" w:after="200" w:line="276" w:lineRule="auto"/>
-      </w:pPr>
-      <w:r>
-        <w:rPr>
+      </w:pPr>
+      <w:r>
+        <w:rPr>
+          <w:b/>
+          <w:color w:val="C0392B"/>
           <w:sz w:val="24"/>
           <w:szCs w:val="24"/>
-          <w:b/>
-          <w:color w:val="C0392B"/>
         </w:rPr>
         <w:t xml:space="preserve">教師用｜光與顏色 加色混合｜Ka-IV-10・Ka-IV-11</w:t>
       </w:r>
@@ -38,129 +38,129 @@
       </w:pPr>
       <w:r>
         <w:rPr>
+          <w:b/>
+          <w:color w:val="FFFFFF"/>
           <w:sz w:val="28"/>
           <w:szCs w:val="28"/>
+          <w:shd w:val="clear" w:color="auto" w:fill="1565C0"/>
+        </w:rPr>
+        <w:t xml:space="preserve">🔵 我會操作</w:t>
+      </w:r>
+    </w:p>
+    <w:p>
+      <w:pPr>
+        <w:spacing w:before="0" w:after="40" w:line="276" w:lineRule="auto"/>
+      </w:pPr>
+      <w:r>
+        <w:rPr>
+          <w:sz w:val="26"/>
+          <w:szCs w:val="26"/>
+        </w:rPr>
+        <w:t xml:space="preserve">1. 手電筒 </w:t>
+      </w:r>
+      <w:r>
+        <w:rPr>
+          <w:b/>
+          <w:color w:val="C0392B"/>
+        </w:rPr>
+        <w:t xml:space="preserve">紅、綠、藍</w:t>
+      </w:r>
+      <w:r>
+        <w:rPr>
+          <w:sz w:val="26"/>
+          <w:szCs w:val="26"/>
+        </w:rPr>
+        <w:t xml:space="preserve"> 三色（順序可調，重點是三支各貼一色）。</w:t>
+      </w:r>
+    </w:p>
+    <w:p>
+      <w:pPr>
+        <w:spacing w:before="0" w:after="40" w:line="276" w:lineRule="auto"/>
+      </w:pPr>
+      <w:r>
+        <w:rPr>
+          <w:sz w:val="26"/>
+          <w:szCs w:val="26"/>
+        </w:rPr>
+        <w:t xml:space="preserve">2. 紅光＋綠光＝</w:t>
+      </w:r>
+      <w:r>
+        <w:rPr>
+          <w:b/>
+          <w:color w:val="C0392B"/>
+        </w:rPr>
+        <w:t xml:space="preserve">黃</w:t>
+      </w:r>
+      <w:r>
+        <w:rPr>
+          <w:sz w:val="26"/>
+          <w:szCs w:val="26"/>
+        </w:rPr>
+        <w:t xml:space="preserve">（不是黑、不是咖啡——那是顏料）。</w:t>
+      </w:r>
+    </w:p>
+    <w:p>
+      <w:pPr>
+        <w:spacing w:before="0" w:after="40" w:line="276" w:lineRule="auto"/>
+      </w:pPr>
+      <w:r>
+        <w:rPr>
+          <w:sz w:val="26"/>
+          <w:szCs w:val="26"/>
+        </w:rPr>
+        <w:t xml:space="preserve">3. 三支光疊在一起＝</w:t>
+      </w:r>
+      <w:r>
+        <w:rPr>
+          <w:b/>
+          <w:color w:val="C0392B"/>
+        </w:rPr>
+        <w:t xml:space="preserve">白光</w:t>
+      </w:r>
+      <w:r>
+        <w:rPr>
+          <w:sz w:val="26"/>
+          <w:szCs w:val="26"/>
+        </w:rPr>
+        <w:t xml:space="preserve">。</w:t>
+      </w:r>
+    </w:p>
+    <w:p>
+      <w:pPr>
+        <w:spacing w:before="0" w:after="160" w:line="276" w:lineRule="auto"/>
+      </w:pPr>
+      <w:r>
+        <w:rPr>
+          <w:sz w:val="26"/>
+          <w:szCs w:val="26"/>
+        </w:rPr>
+        <w:t xml:space="preserve">4. 圈 </w:t>
+      </w:r>
+      <w:r>
+        <w:rPr>
+          <w:b/>
+          <w:color w:val="C0392B"/>
+        </w:rPr>
+        <w:t xml:space="preserve">📺 電視、🎤💡 舞台燈</w:t>
+      </w:r>
+      <w:r>
+        <w:rPr>
+          <w:sz w:val="26"/>
+          <w:szCs w:val="26"/>
+        </w:rPr>
+        <w:t xml:space="preserve">（石頭、書本不發色光）。</w:t>
+      </w:r>
+    </w:p>
+    <w:p>
+      <w:pPr>
+        <w:spacing w:before="0" w:after="80" w:line="276" w:lineRule="auto"/>
+      </w:pPr>
+      <w:r>
+        <w:rPr>
           <w:b/>
           <w:color w:val="FFFFFF"/>
-          <w:shd w:val="clear" w:color="auto" w:fill="1565C0"/>
-        </w:rPr>
-        <w:t xml:space="preserve">🔵 我會操作</w:t>
-      </w:r>
-    </w:p>
-    <w:p>
-      <w:pPr>
-        <w:spacing w:before="0" w:after="40" w:line="276" w:lineRule="auto"/>
-      </w:pPr>
-      <w:r>
-        <w:rPr>
-          <w:sz w:val="26"/>
-          <w:szCs w:val="26"/>
-        </w:rPr>
-        <w:t xml:space="preserve">1. 手電筒 </w:t>
-      </w:r>
-      <w:r>
-        <w:rPr>
-          <w:b/>
-          <w:color w:val="C0392B"/>
-        </w:rPr>
-        <w:t xml:space="preserve">紅、綠、藍</w:t>
-      </w:r>
-      <w:r>
-        <w:rPr>
-          <w:sz w:val="26"/>
-          <w:szCs w:val="26"/>
-        </w:rPr>
-        <w:t xml:space="preserve"> 三色（順序可調，重點是三支各貼一色）。</w:t>
-      </w:r>
-    </w:p>
-    <w:p>
-      <w:pPr>
-        <w:spacing w:before="0" w:after="40" w:line="276" w:lineRule="auto"/>
-      </w:pPr>
-      <w:r>
-        <w:rPr>
-          <w:sz w:val="26"/>
-          <w:szCs w:val="26"/>
-        </w:rPr>
-        <w:t xml:space="preserve">2. 紅光＋綠光＝</w:t>
-      </w:r>
-      <w:r>
-        <w:rPr>
-          <w:b/>
-          <w:color w:val="C0392B"/>
-        </w:rPr>
-        <w:t xml:space="preserve">黃</w:t>
-      </w:r>
-      <w:r>
-        <w:rPr>
-          <w:sz w:val="26"/>
-          <w:szCs w:val="26"/>
-        </w:rPr>
-        <w:t xml:space="preserve">（不是黑、不是咖啡——那是顏料）。</w:t>
-      </w:r>
-    </w:p>
-    <w:p>
-      <w:pPr>
-        <w:spacing w:before="0" w:after="40" w:line="276" w:lineRule="auto"/>
-      </w:pPr>
-      <w:r>
-        <w:rPr>
-          <w:sz w:val="26"/>
-          <w:szCs w:val="26"/>
-        </w:rPr>
-        <w:t xml:space="preserve">3. 三支光疊在一起＝</w:t>
-      </w:r>
-      <w:r>
-        <w:rPr>
-          <w:b/>
-          <w:color w:val="C0392B"/>
-        </w:rPr>
-        <w:t xml:space="preserve">白光</w:t>
-      </w:r>
-      <w:r>
-        <w:rPr>
-          <w:sz w:val="26"/>
-          <w:szCs w:val="26"/>
-        </w:rPr>
-        <w:t xml:space="preserve">。</w:t>
-      </w:r>
-    </w:p>
-    <w:p>
-      <w:pPr>
-        <w:spacing w:before="0" w:after="160" w:line="276" w:lineRule="auto"/>
-      </w:pPr>
-      <w:r>
-        <w:rPr>
-          <w:sz w:val="26"/>
-          <w:szCs w:val="26"/>
-        </w:rPr>
-        <w:t xml:space="preserve">4. 圈 </w:t>
-      </w:r>
-      <w:r>
-        <w:rPr>
-          <w:b/>
-          <w:color w:val="C0392B"/>
-        </w:rPr>
-        <w:t xml:space="preserve">📺 電視、🎤💡 舞台燈</w:t>
-      </w:r>
-      <w:r>
-        <w:rPr>
-          <w:sz w:val="26"/>
-          <w:szCs w:val="26"/>
-        </w:rPr>
-        <w:t xml:space="preserve">（石頭、書本不發色光）。</w:t>
-      </w:r>
-    </w:p>
-    <w:p>
-      <w:pPr>
-        <w:spacing w:before="0" w:after="80" w:line="276" w:lineRule="auto"/>
-      </w:pPr>
-      <w:r>
-        <w:rPr>
           <w:sz w:val="28"/>
           <w:szCs w:val="28"/>
-          <w:b/>
-          <w:color w:val="FFFFFF"/>
           <w:shd w:val="clear" w:color="auto" w:fill="E67E22"/>
         </w:rPr>
         <w:t xml:space="preserve">🟠 我會推理</w:t>
@@ -358,9 +358,9 @@
       </w:pPr>
       <w:r>
         <w:rPr>
+          <w:color w:val="666666"/>
           <w:sz w:val="20"/>
           <w:szCs w:val="20"/>
-          <w:color w:val="666666"/>
         </w:rPr>
         <w:t xml:space="preserve">評量記錄：概念（對/半/未）、反應方式（說/指/操作）、提示層級（獨立/手勢/肢體）分欄記，描寫與精細動作不計入概念分。</w:t>
       </w:r>
